--- a/docs/lista_louvores/Textos_Louvores/EIS O CORDEIRO.docx
+++ b/docs/lista_louvores/Textos_Louvores/EIS O CORDEIRO.docx
@@ -4,42 +4,17 @@
   <w:body>
     <w:p>
       <w:pPr>
-        <w:pStyle w:val="PargrafodaLista"/>
-        <w:numPr>
-          <w:ilvl w:val="0"/>
-          <w:numId w:val="1"/>
-        </w:numPr>
-        <w:spacing w:before="120" w:after="240" w:line="240" w:lineRule="auto"/>
-        <w:rPr>
-          <w:rFonts w:ascii="Times New Roman" w:hAnsi="Times New Roman" w:cs="Times New Roman"/>
-          <w:b/>
-          <w:bCs/>
-          <w:color w:val="000000"/>
-          <w:sz w:val="28"/>
-          <w:szCs w:val="28"/>
-        </w:rPr>
+        <w:pStyle w:val="Ttulo1"/>
       </w:pPr>
       <w:r>
-        <w:rPr>
-          <w:rFonts w:ascii="Times New Roman" w:hAnsi="Times New Roman" w:cs="Times New Roman"/>
-          <w:color w:val="000000"/>
-          <w:sz w:val="28"/>
-          <w:szCs w:val="28"/>
-        </w:rPr>
-        <w:t>Eis o Cordeiro</w:t>
+        <w:t>EIS O CORDEIRO</w:t>
       </w:r>
     </w:p>
     <w:p>
       <w:pPr>
         <w:pStyle w:val="SemEspaamento"/>
-        <w:numPr>
-          <w:ilvl w:val="0"/>
-          <w:numId w:val="1"/>
-        </w:numPr>
-        <w:ind w:left="919" w:hanging="357"/>
-        <w:rPr>
-          <w:rFonts w:ascii="Times New Roman" w:hAnsi="Times New Roman" w:cs="Times New Roman"/>
-          <w:color w:val="1F1F1F"/>
+        <w:rPr>
+          <w:rFonts w:ascii="Times New Roman" w:hAnsi="Times New Roman" w:cs="Times New Roman"/>
           <w:sz w:val="24"/>
           <w:szCs w:val="24"/>
           <w:u w:val="none"/>
@@ -48,7 +23,6 @@
       <w:r>
         <w:rPr>
           <w:rFonts w:ascii="Times New Roman" w:hAnsi="Times New Roman" w:cs="Times New Roman"/>
-          <w:color w:val="1F1F1F"/>
           <w:sz w:val="24"/>
           <w:szCs w:val="24"/>
           <w:u w:val="none"/>
@@ -58,48 +32,63 @@
       <w:r>
         <w:rPr>
           <w:rFonts w:ascii="Times New Roman" w:hAnsi="Times New Roman" w:cs="Times New Roman"/>
-          <w:color w:val="1F1F1F"/>
           <w:sz w:val="24"/>
           <w:szCs w:val="24"/>
           <w:u w:val="none"/>
         </w:rPr>
         <w:br/>
+      </w:r>
+      <w:r>
+        <w:rPr>
+          <w:rFonts w:ascii="Times New Roman" w:hAnsi="Times New Roman" w:cs="Times New Roman"/>
+          <w:sz w:val="24"/>
+          <w:szCs w:val="24"/>
+          <w:u w:val="none"/>
+        </w:rPr>
         <w:t>E morreu, nos relembramos</w:t>
       </w:r>
       <w:r>
         <w:rPr>
           <w:rFonts w:ascii="Times New Roman" w:hAnsi="Times New Roman" w:cs="Times New Roman"/>
-          <w:color w:val="1F1F1F"/>
           <w:sz w:val="24"/>
           <w:szCs w:val="24"/>
           <w:u w:val="none"/>
         </w:rPr>
         <w:br/>
+      </w:r>
+      <w:r>
+        <w:rPr>
+          <w:rFonts w:ascii="Times New Roman" w:hAnsi="Times New Roman" w:cs="Times New Roman"/>
+          <w:sz w:val="24"/>
+          <w:szCs w:val="24"/>
+          <w:u w:val="none"/>
+        </w:rPr>
         <w:t>Seu sacrifício faz-nos achegar</w:t>
       </w:r>
       <w:r>
         <w:rPr>
           <w:rFonts w:ascii="Times New Roman" w:hAnsi="Times New Roman" w:cs="Times New Roman"/>
-          <w:color w:val="1F1F1F"/>
           <w:sz w:val="24"/>
           <w:szCs w:val="24"/>
           <w:u w:val="none"/>
         </w:rPr>
         <w:br/>
+      </w:r>
+      <w:r>
+        <w:rPr>
+          <w:rFonts w:ascii="Times New Roman" w:hAnsi="Times New Roman" w:cs="Times New Roman"/>
+          <w:sz w:val="24"/>
+          <w:szCs w:val="24"/>
+          <w:u w:val="none"/>
+        </w:rPr>
         <w:t>Há perdão, aos pés da cruz!</w:t>
       </w:r>
     </w:p>
     <w:p>
       <w:pPr>
         <w:pStyle w:val="SemEspaamento"/>
-        <w:numPr>
-          <w:ilvl w:val="0"/>
-          <w:numId w:val="1"/>
-        </w:numPr>
-        <w:ind w:left="919" w:hanging="357"/>
-        <w:rPr>
-          <w:rFonts w:ascii="Times New Roman" w:hAnsi="Times New Roman" w:cs="Times New Roman"/>
-          <w:color w:val="1F1F1F"/>
+        <w:rPr>
+          <w:rFonts w:ascii="Times New Roman" w:hAnsi="Times New Roman" w:cs="Times New Roman"/>
           <w:sz w:val="24"/>
           <w:szCs w:val="24"/>
           <w:u w:val="none"/>
@@ -108,7 +97,6 @@
       <w:r>
         <w:rPr>
           <w:rFonts w:ascii="Times New Roman" w:hAnsi="Times New Roman" w:cs="Times New Roman"/>
-          <w:color w:val="1F1F1F"/>
           <w:sz w:val="24"/>
           <w:szCs w:val="24"/>
           <w:u w:val="none"/>
@@ -118,29 +106,33 @@
       <w:r>
         <w:rPr>
           <w:rFonts w:ascii="Times New Roman" w:hAnsi="Times New Roman" w:cs="Times New Roman"/>
-          <w:color w:val="1F1F1F"/>
           <w:sz w:val="24"/>
           <w:szCs w:val="24"/>
           <w:u w:val="none"/>
         </w:rPr>
         <w:br/>
+      </w:r>
+      <w:r>
+        <w:rPr>
+          <w:rFonts w:ascii="Times New Roman" w:hAnsi="Times New Roman" w:cs="Times New Roman"/>
+          <w:sz w:val="24"/>
+          <w:szCs w:val="24"/>
+          <w:u w:val="none"/>
+        </w:rPr>
         <w:t>Se entregou, coma e relembre!</w:t>
       </w:r>
       <w:r>
         <w:rPr>
           <w:rFonts w:ascii="Times New Roman" w:hAnsi="Times New Roman" w:cs="Times New Roman"/>
-          <w:color w:val="1F1F1F"/>
-          <w:sz w:val="24"/>
-          <w:szCs w:val="24"/>
-          <w:u w:val="none"/>
-          <w:shd w:val="clear" w:color="auto" w:fill="FFFFFF"/>
+          <w:sz w:val="24"/>
+          <w:szCs w:val="24"/>
+          <w:u w:val="none"/>
         </w:rPr>
         <w:br/>
       </w:r>
       <w:r>
         <w:rPr>
           <w:rFonts w:ascii="Times New Roman" w:hAnsi="Times New Roman" w:cs="Times New Roman"/>
-          <w:color w:val="1F1F1F"/>
           <w:sz w:val="24"/>
           <w:szCs w:val="24"/>
           <w:u w:val="none"/>
@@ -150,30 +142,31 @@
       <w:r>
         <w:rPr>
           <w:rFonts w:ascii="Times New Roman" w:hAnsi="Times New Roman" w:cs="Times New Roman"/>
-          <w:color w:val="1F1F1F"/>
           <w:sz w:val="24"/>
           <w:szCs w:val="24"/>
           <w:u w:val="none"/>
         </w:rPr>
         <w:br/>
+      </w:r>
+      <w:r>
+        <w:rPr>
+          <w:rFonts w:ascii="Times New Roman" w:hAnsi="Times New Roman" w:cs="Times New Roman"/>
+          <w:sz w:val="24"/>
+          <w:szCs w:val="24"/>
+          <w:u w:val="none"/>
+        </w:rPr>
         <w:t>Fez-nos um por Seu poder!</w:t>
       </w:r>
     </w:p>
     <w:p>
       <w:pPr>
         <w:pStyle w:val="SemEspaamento"/>
-        <w:numPr>
-          <w:ilvl w:val="0"/>
-          <w:numId w:val="1"/>
-        </w:numPr>
-        <w:ind w:left="919" w:hanging="357"/>
         <w:rPr>
           <w:rFonts w:ascii="Times New Roman" w:hAnsi="Times New Roman" w:cs="Times New Roman"/>
           <w:b/>
           <w:bCs/>
           <w:i/>
           <w:iCs/>
-          <w:color w:val="1F1F1F"/>
           <w:sz w:val="24"/>
           <w:szCs w:val="24"/>
           <w:u w:val="none"/>
@@ -186,7 +179,6 @@
           <w:bCs/>
           <w:i/>
           <w:iCs/>
-          <w:color w:val="1F1F1F"/>
           <w:sz w:val="24"/>
           <w:szCs w:val="24"/>
           <w:u w:val="none"/>
@@ -200,13 +192,11 @@
           <w:bCs/>
           <w:i/>
           <w:iCs/>
-          <w:color w:val="1F1F1F"/>
           <w:sz w:val="24"/>
           <w:szCs w:val="24"/>
           <w:u w:val="none"/>
         </w:rPr>
         <w:br/>
-        <w:t>A morrer em favor dos Seus!</w:t>
       </w:r>
       <w:r>
         <w:rPr>
@@ -215,13 +205,11 @@
           <w:bCs/>
           <w:i/>
           <w:iCs/>
-          <w:color w:val="1F1F1F"/>
-          <w:sz w:val="24"/>
-          <w:szCs w:val="24"/>
-          <w:u w:val="none"/>
-        </w:rPr>
-        <w:br/>
-        <w:t>Faz-nos ver Teu imenso amor</w:t>
+          <w:sz w:val="24"/>
+          <w:szCs w:val="24"/>
+          <w:u w:val="none"/>
+        </w:rPr>
+        <w:t>A morrer em favor dos Seus!</w:t>
       </w:r>
       <w:r>
         <w:rPr>
@@ -230,26 +218,57 @@
           <w:bCs/>
           <w:i/>
           <w:iCs/>
-          <w:color w:val="1F1F1F"/>
           <w:sz w:val="24"/>
           <w:szCs w:val="24"/>
           <w:u w:val="none"/>
         </w:rPr>
         <w:br/>
+      </w:r>
+      <w:r>
+        <w:rPr>
+          <w:rFonts w:ascii="Times New Roman" w:hAnsi="Times New Roman" w:cs="Times New Roman"/>
+          <w:b/>
+          <w:bCs/>
+          <w:i/>
+          <w:iCs/>
+          <w:sz w:val="24"/>
+          <w:szCs w:val="24"/>
+          <w:u w:val="none"/>
+        </w:rPr>
+        <w:t>Faz-nos ver Teu imenso amor</w:t>
+      </w:r>
+      <w:r>
+        <w:rPr>
+          <w:rFonts w:ascii="Times New Roman" w:hAnsi="Times New Roman" w:cs="Times New Roman"/>
+          <w:b/>
+          <w:bCs/>
+          <w:i/>
+          <w:iCs/>
+          <w:sz w:val="24"/>
+          <w:szCs w:val="24"/>
+          <w:u w:val="none"/>
+        </w:rPr>
+        <w:br/>
+      </w:r>
+      <w:r>
+        <w:rPr>
+          <w:rFonts w:ascii="Times New Roman" w:hAnsi="Times New Roman" w:cs="Times New Roman"/>
+          <w:b/>
+          <w:bCs/>
+          <w:i/>
+          <w:iCs/>
+          <w:sz w:val="24"/>
+          <w:szCs w:val="24"/>
+          <w:u w:val="none"/>
+        </w:rPr>
         <w:t>Perante a mesa do Senhor!</w:t>
       </w:r>
     </w:p>
     <w:p>
       <w:pPr>
         <w:pStyle w:val="SemEspaamento"/>
-        <w:numPr>
-          <w:ilvl w:val="0"/>
-          <w:numId w:val="1"/>
-        </w:numPr>
-        <w:ind w:left="919" w:hanging="357"/>
-        <w:rPr>
-          <w:rFonts w:ascii="Times New Roman" w:hAnsi="Times New Roman" w:cs="Times New Roman"/>
-          <w:color w:val="1F1F1F"/>
+        <w:rPr>
+          <w:rFonts w:ascii="Times New Roman" w:hAnsi="Times New Roman" w:cs="Times New Roman"/>
           <w:sz w:val="24"/>
           <w:szCs w:val="24"/>
           <w:u w:val="none"/>
@@ -258,7 +277,6 @@
       <w:r>
         <w:rPr>
           <w:rFonts w:ascii="Times New Roman" w:hAnsi="Times New Roman" w:cs="Times New Roman"/>
-          <w:color w:val="1F1F1F"/>
           <w:sz w:val="24"/>
           <w:szCs w:val="24"/>
           <w:u w:val="none"/>
@@ -268,50 +286,67 @@
       <w:r>
         <w:rPr>
           <w:rFonts w:ascii="Times New Roman" w:hAnsi="Times New Roman" w:cs="Times New Roman"/>
-          <w:color w:val="1F1F1F"/>
           <w:sz w:val="24"/>
           <w:szCs w:val="24"/>
           <w:u w:val="none"/>
         </w:rPr>
         <w:br/>
+      </w:r>
+      <w:r>
+        <w:rPr>
+          <w:rFonts w:ascii="Times New Roman" w:hAnsi="Times New Roman" w:cs="Times New Roman"/>
+          <w:sz w:val="24"/>
+          <w:szCs w:val="24"/>
+          <w:u w:val="none"/>
+        </w:rPr>
         <w:t>Por você, beba e relembre!</w:t>
       </w:r>
       <w:r>
         <w:rPr>
           <w:rFonts w:ascii="Times New Roman" w:hAnsi="Times New Roman" w:cs="Times New Roman"/>
-          <w:color w:val="1F1F1F"/>
           <w:sz w:val="24"/>
           <w:szCs w:val="24"/>
           <w:u w:val="none"/>
         </w:rPr>
         <w:br/>
+      </w:r>
+      <w:r>
+        <w:rPr>
+          <w:rFonts w:ascii="Times New Roman" w:hAnsi="Times New Roman" w:cs="Times New Roman"/>
+          <w:sz w:val="24"/>
+          <w:szCs w:val="24"/>
+          <w:u w:val="none"/>
+        </w:rPr>
         <w:t>Seu sangue cobre nosso vil pecar</w:t>
       </w:r>
       <w:r>
         <w:rPr>
           <w:rFonts w:ascii="Times New Roman" w:hAnsi="Times New Roman" w:cs="Times New Roman"/>
-          <w:color w:val="1F1F1F"/>
           <w:sz w:val="24"/>
           <w:szCs w:val="24"/>
           <w:u w:val="none"/>
         </w:rPr>
         <w:br/>
+      </w:r>
+      <w:r>
+        <w:rPr>
+          <w:rFonts w:ascii="Times New Roman" w:hAnsi="Times New Roman" w:cs="Times New Roman"/>
+          <w:sz w:val="24"/>
+          <w:szCs w:val="24"/>
+          <w:u w:val="none"/>
+        </w:rPr>
         <w:t>Purifica o pecador!</w:t>
       </w:r>
     </w:p>
     <w:p>
       <w:pPr>
         <w:pStyle w:val="SemEspaamento"/>
-        <w:numPr>
-          <w:ilvl w:val="0"/>
-          <w:numId w:val="1"/>
-        </w:numPr>
-        <w:ind w:left="919" w:hanging="357"/>
         <w:rPr>
           <w:rFonts w:ascii="Times New Roman" w:hAnsi="Times New Roman" w:cs="Times New Roman"/>
           <w:b/>
           <w:bCs/>
-          <w:color w:val="1F1F1F"/>
+          <w:i/>
+          <w:iCs/>
           <w:sz w:val="24"/>
           <w:szCs w:val="24"/>
           <w:u w:val="none"/>
@@ -322,7 +357,8 @@
           <w:rFonts w:ascii="Times New Roman" w:hAnsi="Times New Roman" w:cs="Times New Roman"/>
           <w:b/>
           <w:bCs/>
-          <w:color w:val="1F1F1F"/>
+          <w:i/>
+          <w:iCs/>
           <w:sz w:val="24"/>
           <w:szCs w:val="24"/>
           <w:u w:val="none"/>
@@ -333,14 +369,8 @@
     <w:p>
       <w:pPr>
         <w:pStyle w:val="SemEspaamento"/>
-        <w:numPr>
-          <w:ilvl w:val="0"/>
-          <w:numId w:val="1"/>
-        </w:numPr>
-        <w:ind w:left="919" w:hanging="357"/>
-        <w:rPr>
-          <w:rFonts w:ascii="Times New Roman" w:hAnsi="Times New Roman" w:cs="Times New Roman"/>
-          <w:color w:val="1F1F1F"/>
+        <w:rPr>
+          <w:rFonts w:ascii="Times New Roman" w:hAnsi="Times New Roman" w:cs="Times New Roman"/>
           <w:sz w:val="24"/>
           <w:szCs w:val="24"/>
           <w:u w:val="none"/>
@@ -349,7 +379,6 @@
       <w:r>
         <w:rPr>
           <w:rFonts w:ascii="Times New Roman" w:hAnsi="Times New Roman" w:cs="Times New Roman"/>
-          <w:color w:val="1F1F1F"/>
           <w:sz w:val="24"/>
           <w:szCs w:val="24"/>
           <w:u w:val="none"/>
@@ -359,56 +388,79 @@
       <w:r>
         <w:rPr>
           <w:rFonts w:ascii="Times New Roman" w:hAnsi="Times New Roman" w:cs="Times New Roman"/>
-          <w:color w:val="1F1F1F"/>
           <w:sz w:val="24"/>
           <w:szCs w:val="24"/>
           <w:u w:val="none"/>
         </w:rPr>
         <w:br/>
+      </w:r>
+      <w:r>
+        <w:rPr>
+          <w:rFonts w:ascii="Times New Roman" w:hAnsi="Times New Roman" w:cs="Times New Roman"/>
+          <w:sz w:val="24"/>
+          <w:szCs w:val="24"/>
+          <w:u w:val="none"/>
+        </w:rPr>
         <w:t>Pela fé, O louvaremos!</w:t>
       </w:r>
       <w:r>
         <w:rPr>
           <w:rFonts w:ascii="Times New Roman" w:hAnsi="Times New Roman" w:cs="Times New Roman"/>
-          <w:color w:val="1F1F1F"/>
           <w:sz w:val="24"/>
           <w:szCs w:val="24"/>
           <w:u w:val="none"/>
         </w:rPr>
         <w:br/>
+      </w:r>
+      <w:r>
+        <w:rPr>
+          <w:rFonts w:ascii="Times New Roman" w:hAnsi="Times New Roman" w:cs="Times New Roman"/>
+          <w:sz w:val="24"/>
+          <w:szCs w:val="24"/>
+          <w:u w:val="none"/>
+        </w:rPr>
         <w:t>Firmados sempre em Sua proteção</w:t>
       </w:r>
       <w:r>
         <w:rPr>
           <w:rFonts w:ascii="Times New Roman" w:hAnsi="Times New Roman" w:cs="Times New Roman"/>
-          <w:color w:val="1F1F1F"/>
           <w:sz w:val="24"/>
           <w:szCs w:val="24"/>
           <w:u w:val="none"/>
         </w:rPr>
         <w:br/>
+      </w:r>
+      <w:r>
+        <w:rPr>
+          <w:rFonts w:ascii="Times New Roman" w:hAnsi="Times New Roman" w:cs="Times New Roman"/>
+          <w:sz w:val="24"/>
+          <w:szCs w:val="24"/>
+          <w:u w:val="none"/>
+        </w:rPr>
         <w:t>Seguiremos a Jesus!</w:t>
       </w:r>
     </w:p>
     <w:p>
       <w:pPr>
         <w:pStyle w:val="SemEspaamento"/>
-        <w:numPr>
-          <w:ilvl w:val="0"/>
-          <w:numId w:val="1"/>
-        </w:numPr>
-        <w:ind w:left="919" w:hanging="357"/>
-        <w:rPr>
-          <w:rFonts w:ascii="Times New Roman" w:hAnsi="Times New Roman" w:cs="Times New Roman"/>
-          <w:u w:val="none"/>
-        </w:rPr>
-      </w:pPr>
-      <w:r>
         <w:rPr>
           <w:rFonts w:ascii="Times New Roman" w:hAnsi="Times New Roman" w:cs="Times New Roman"/>
           <w:b/>
           <w:bCs/>
-          <w:color w:val="1F1F1F"/>
+          <w:i/>
+          <w:iCs/>
+          <w:sz w:val="24"/>
+          <w:szCs w:val="24"/>
+          <w:u w:val="none"/>
+        </w:rPr>
+      </w:pPr>
+      <w:r>
+        <w:rPr>
+          <w:rFonts w:ascii="Times New Roman" w:hAnsi="Times New Roman" w:cs="Times New Roman"/>
+          <w:b/>
+          <w:bCs/>
+          <w:i/>
+          <w:iCs/>
           <w:sz w:val="24"/>
           <w:szCs w:val="24"/>
           <w:u w:val="none"/>
@@ -419,20 +471,16 @@
     <w:p>
       <w:pPr>
         <w:pStyle w:val="SemEspaamento"/>
-        <w:numPr>
-          <w:ilvl w:val="0"/>
-          <w:numId w:val="1"/>
-        </w:numPr>
-        <w:ind w:left="919" w:hanging="357"/>
-        <w:rPr>
-          <w:rFonts w:ascii="Times New Roman" w:hAnsi="Times New Roman" w:cs="Times New Roman"/>
+        <w:rPr>
+          <w:rFonts w:ascii="Times New Roman" w:hAnsi="Times New Roman" w:cs="Times New Roman"/>
+          <w:sz w:val="24"/>
+          <w:szCs w:val="24"/>
           <w:u w:val="none"/>
         </w:rPr>
       </w:pPr>
       <w:r>
         <w:rPr>
           <w:rFonts w:ascii="Times New Roman" w:hAnsi="Times New Roman" w:cs="Times New Roman"/>
-          <w:color w:val="1F1F1F"/>
           <w:sz w:val="24"/>
           <w:szCs w:val="24"/>
           <w:u w:val="none"/>
@@ -442,45 +490,73 @@
       <w:r>
         <w:rPr>
           <w:rFonts w:ascii="Times New Roman" w:hAnsi="Times New Roman" w:cs="Times New Roman"/>
-          <w:color w:val="1F1F1F"/>
           <w:sz w:val="24"/>
           <w:szCs w:val="24"/>
           <w:u w:val="none"/>
         </w:rPr>
         <w:br/>
+      </w:r>
+      <w:r>
+        <w:rPr>
+          <w:rFonts w:ascii="Times New Roman" w:hAnsi="Times New Roman" w:cs="Times New Roman"/>
+          <w:sz w:val="24"/>
+          <w:szCs w:val="24"/>
+          <w:u w:val="none"/>
+        </w:rPr>
         <w:t>Nosso Rei, lá dos céus, virá!</w:t>
       </w:r>
       <w:r>
         <w:rPr>
           <w:rFonts w:ascii="Times New Roman" w:hAnsi="Times New Roman" w:cs="Times New Roman"/>
-          <w:color w:val="1F1F1F"/>
           <w:sz w:val="24"/>
           <w:szCs w:val="24"/>
           <w:u w:val="none"/>
         </w:rPr>
         <w:br/>
+      </w:r>
+      <w:r>
+        <w:rPr>
+          <w:rFonts w:ascii="Times New Roman" w:hAnsi="Times New Roman" w:cs="Times New Roman"/>
+          <w:sz w:val="24"/>
+          <w:szCs w:val="24"/>
+          <w:u w:val="none"/>
+        </w:rPr>
         <w:t>Com os santos, vamos celebrar</w:t>
       </w:r>
       <w:r>
         <w:rPr>
           <w:rFonts w:ascii="Times New Roman" w:hAnsi="Times New Roman" w:cs="Times New Roman"/>
-          <w:color w:val="1F1F1F"/>
           <w:sz w:val="24"/>
           <w:szCs w:val="24"/>
           <w:u w:val="none"/>
         </w:rPr>
         <w:br/>
+      </w:r>
+      <w:r>
+        <w:rPr>
+          <w:rFonts w:ascii="Times New Roman" w:hAnsi="Times New Roman" w:cs="Times New Roman"/>
+          <w:sz w:val="24"/>
+          <w:szCs w:val="24"/>
+          <w:u w:val="none"/>
+        </w:rPr>
         <w:t>Perante a mesa do Senhor!</w:t>
       </w:r>
       <w:r>
         <w:rPr>
           <w:rFonts w:ascii="Times New Roman" w:hAnsi="Times New Roman" w:cs="Times New Roman"/>
-          <w:color w:val="1F1F1F"/>
           <w:sz w:val="24"/>
           <w:szCs w:val="24"/>
           <w:u w:val="none"/>
         </w:rPr>
         <w:br/>
+      </w:r>
+      <w:r>
+        <w:rPr>
+          <w:rFonts w:ascii="Times New Roman" w:hAnsi="Times New Roman" w:cs="Times New Roman"/>
+          <w:sz w:val="24"/>
+          <w:szCs w:val="24"/>
+          <w:u w:val="none"/>
+        </w:rPr>
         <w:t>Perante a mesa do Senhor!</w:t>
       </w:r>
     </w:p>
